--- a/_site/handout/project_rubric.docx
+++ b/_site/handout/project_rubric.docx
@@ -292,8 +292,8 @@
         <w:tblLook w:val="04A0" w:firstRow="1" w:lastRow="0" w:firstColumn="1" w:lastColumn="0" w:noHBand="0" w:noVBand="1"/>
       </w:tblPr>
       <w:tblGrid>
-        <w:gridCol w:w="7779"/>
-        <w:gridCol w:w="510"/>
+        <w:gridCol w:w="7759"/>
+        <w:gridCol w:w="530"/>
         <w:gridCol w:w="830"/>
         <w:gridCol w:w="236"/>
       </w:tblGrid>
@@ -405,16 +405,54 @@
               </w:rPr>
               <w:t xml:space="preserve">Does the background and significance have a logical organization? Does it move from the general to the specific? </w:t>
             </w:r>
-            <w:r>
-              <w:rPr>
-                <w:rFonts w:ascii="Times New Roman" w:eastAsia="Times New Roman" w:hAnsi="Times New Roman" w:cs="Times New Roman"/>
-                <w:color w:val="000000"/>
-                <w:kern w:val="0"/>
-                <w:sz w:val="20"/>
-                <w:szCs w:val="20"/>
-                <w14:ligatures w14:val="none"/>
-              </w:rPr>
-              <w:t>(0-4)</w:t>
+          </w:p>
+          <w:p>
+            <w:pPr>
+              <w:ind w:left="360"/>
+              <w:textAlignment w:val="baseline"/>
+              <w:rPr>
+                <w:rFonts w:ascii="Times New Roman" w:eastAsia="Times New Roman" w:hAnsi="Times New Roman" w:cs="Times New Roman"/>
+                <w:color w:val="000000"/>
+                <w:kern w:val="0"/>
+                <w:sz w:val="20"/>
+                <w:szCs w:val="20"/>
+                <w14:ligatures w14:val="none"/>
+              </w:rPr>
+            </w:pPr>
+            <w:r>
+              <w:rPr>
+                <w:rFonts w:ascii="Times New Roman" w:eastAsia="Times New Roman" w:hAnsi="Times New Roman" w:cs="Times New Roman"/>
+                <w:color w:val="000000"/>
+                <w:kern w:val="0"/>
+                <w:sz w:val="20"/>
+                <w:szCs w:val="20"/>
+                <w14:ligatures w14:val="none"/>
+              </w:rPr>
+              <w:t xml:space="preserve">Has the intervention been described? </w:t>
+            </w:r>
+            <w:proofErr w:type="gramStart"/>
+            <w:r>
+              <w:rPr>
+                <w:rFonts w:ascii="Times New Roman" w:eastAsia="Times New Roman" w:hAnsi="Times New Roman" w:cs="Times New Roman"/>
+                <w:color w:val="000000"/>
+                <w:kern w:val="0"/>
+                <w:sz w:val="20"/>
+                <w:szCs w:val="20"/>
+                <w14:ligatures w14:val="none"/>
+              </w:rPr>
+              <w:t>(</w:t>
+            </w:r>
+            <w:proofErr w:type="gramEnd"/>
+            <w:r>
+              <w:rPr>
+                <w:rFonts w:ascii="Times New Roman" w:eastAsia="Times New Roman" w:hAnsi="Times New Roman" w:cs="Times New Roman"/>
+                <w:color w:val="000000"/>
+                <w:kern w:val="0"/>
+                <w:sz w:val="20"/>
+                <w:szCs w:val="20"/>
+                <w14:ligatures w14:val="none"/>
+              </w:rPr>
+              <w:t>0-4)</w:t>
             </w:r>
           </w:p>
           <w:p>
@@ -2579,6 +2617,7 @@
                 <w:szCs w:val="20"/>
                 <w14:ligatures w14:val="none"/>
               </w:rPr>
+              <w:lastRenderedPageBreak/>
               <w:t xml:space="preserve"> </w:t>
             </w:r>
             <w:r>
@@ -2641,7 +2680,6 @@
                 <w:szCs w:val="20"/>
                 <w14:ligatures w14:val="none"/>
               </w:rPr>
-              <w:lastRenderedPageBreak/>
               <w:t xml:space="preserve"> </w:t>
             </w:r>
             <w:r>
@@ -3515,6 +3553,7 @@
                 <w:szCs w:val="20"/>
                 <w14:ligatures w14:val="none"/>
               </w:rPr>
+              <w:lastRenderedPageBreak/>
               <w:t>______</w:t>
             </w:r>
           </w:p>
@@ -3537,7 +3576,6 @@
                 <w:szCs w:val="20"/>
                 <w14:ligatures w14:val="none"/>
               </w:rPr>
-              <w:lastRenderedPageBreak/>
               <w:t>_</w:t>
             </w:r>
             <w:r>
@@ -3753,6 +3791,315 @@
               <w:right w:w="115" w:type="dxa"/>
             </w:tcMar>
             <w:hideMark/>
+          </w:tcPr>
+          <w:p>
+            <w:pPr>
+              <w:ind w:left="180" w:hanging="180"/>
+              <w:rPr>
+                <w:rFonts w:ascii="Times New Roman" w:eastAsia="Times New Roman" w:hAnsi="Times New Roman" w:cs="Times New Roman"/>
+                <w:kern w:val="0"/>
+                <w14:ligatures w14:val="none"/>
+              </w:rPr>
+            </w:pPr>
+          </w:p>
+        </w:tc>
+      </w:tr>
+      <w:tr>
+        <w:trPr>
+          <w:trHeight w:val="296"/>
+        </w:trPr>
+        <w:tc>
+          <w:tcPr>
+            <w:tcW w:w="0" w:type="auto"/>
+            <w:tcBorders>
+              <w:top w:val="single" w:sz="4" w:space="0" w:color="000000"/>
+              <w:left w:val="single" w:sz="4" w:space="0" w:color="000000"/>
+              <w:bottom w:val="single" w:sz="4" w:space="0" w:color="000000"/>
+              <w:right w:val="single" w:sz="4" w:space="0" w:color="000000"/>
+            </w:tcBorders>
+            <w:tcMar>
+              <w:top w:w="0" w:type="dxa"/>
+              <w:left w:w="115" w:type="dxa"/>
+              <w:bottom w:w="0" w:type="dxa"/>
+              <w:right w:w="115" w:type="dxa"/>
+            </w:tcMar>
+          </w:tcPr>
+          <w:p>
+            <w:pPr>
+              <w:ind w:left="180" w:hanging="180"/>
+              <w:outlineLvl w:val="0"/>
+              <w:rPr>
+                <w:rFonts w:ascii="Times New Roman" w:eastAsia="Times New Roman" w:hAnsi="Times New Roman" w:cs="Times New Roman"/>
+                <w:color w:val="000000"/>
+                <w:kern w:val="36"/>
+                <w:sz w:val="20"/>
+                <w:szCs w:val="20"/>
+                <w14:ligatures w14:val="none"/>
+              </w:rPr>
+            </w:pPr>
+            <w:r>
+              <w:rPr>
+                <w:rFonts w:ascii="Times New Roman" w:eastAsia="Times New Roman" w:hAnsi="Times New Roman" w:cs="Times New Roman"/>
+                <w:color w:val="000000"/>
+                <w:kern w:val="36"/>
+                <w:sz w:val="20"/>
+                <w:szCs w:val="20"/>
+                <w14:ligatures w14:val="none"/>
+              </w:rPr>
+              <w:t>In class graphic presentation</w:t>
+            </w:r>
+          </w:p>
+        </w:tc>
+        <w:tc>
+          <w:tcPr>
+            <w:tcW w:w="0" w:type="auto"/>
+            <w:tcBorders>
+              <w:top w:val="single" w:sz="4" w:space="0" w:color="000000"/>
+              <w:left w:val="single" w:sz="4" w:space="0" w:color="000000"/>
+              <w:bottom w:val="single" w:sz="4" w:space="0" w:color="000000"/>
+              <w:right w:val="single" w:sz="4" w:space="0" w:color="000000"/>
+            </w:tcBorders>
+            <w:tcMar>
+              <w:top w:w="0" w:type="dxa"/>
+              <w:left w:w="115" w:type="dxa"/>
+              <w:bottom w:w="0" w:type="dxa"/>
+              <w:right w:w="115" w:type="dxa"/>
+            </w:tcMar>
+            <w:vAlign w:val="center"/>
+          </w:tcPr>
+          <w:p>
+            <w:pPr>
+              <w:spacing w:line="480" w:lineRule="auto"/>
+              <w:ind w:left="180" w:hanging="180"/>
+              <w:jc w:val="center"/>
+              <w:rPr>
+                <w:rFonts w:ascii="Times New Roman" w:eastAsia="Times New Roman" w:hAnsi="Times New Roman" w:cs="Times New Roman"/>
+                <w:b/>
+                <w:bCs/>
+                <w:color w:val="000000"/>
+                <w:kern w:val="0"/>
+                <w:sz w:val="20"/>
+                <w:szCs w:val="20"/>
+                <w14:ligatures w14:val="none"/>
+              </w:rPr>
+            </w:pPr>
+            <w:r>
+              <w:rPr>
+                <w:rFonts w:ascii="Times New Roman" w:eastAsia="Times New Roman" w:hAnsi="Times New Roman" w:cs="Times New Roman"/>
+                <w:b/>
+                <w:bCs/>
+                <w:color w:val="000000"/>
+                <w:kern w:val="0"/>
+                <w:sz w:val="20"/>
+                <w:szCs w:val="20"/>
+                <w14:ligatures w14:val="none"/>
+              </w:rPr>
+              <w:t>5</w:t>
+            </w:r>
+          </w:p>
+        </w:tc>
+        <w:tc>
+          <w:tcPr>
+            <w:tcW w:w="0" w:type="auto"/>
+            <w:tcBorders>
+              <w:top w:val="single" w:sz="4" w:space="0" w:color="000000"/>
+              <w:left w:val="single" w:sz="4" w:space="0" w:color="000000"/>
+              <w:bottom w:val="single" w:sz="4" w:space="0" w:color="000000"/>
+              <w:right w:val="single" w:sz="4" w:space="0" w:color="000000"/>
+            </w:tcBorders>
+            <w:tcMar>
+              <w:top w:w="0" w:type="dxa"/>
+              <w:left w:w="115" w:type="dxa"/>
+              <w:bottom w:w="0" w:type="dxa"/>
+              <w:right w:w="115" w:type="dxa"/>
+            </w:tcMar>
+          </w:tcPr>
+          <w:p>
+            <w:pPr>
+              <w:ind w:left="180" w:hanging="180"/>
+              <w:rPr>
+                <w:rFonts w:ascii="Times New Roman" w:eastAsia="Times New Roman" w:hAnsi="Times New Roman" w:cs="Times New Roman"/>
+                <w:kern w:val="0"/>
+                <w14:ligatures w14:val="none"/>
+              </w:rPr>
+            </w:pPr>
+          </w:p>
+        </w:tc>
+        <w:tc>
+          <w:tcPr>
+            <w:tcW w:w="0" w:type="auto"/>
+            <w:tcBorders>
+              <w:top w:val="single" w:sz="4" w:space="0" w:color="000000"/>
+              <w:left w:val="single" w:sz="4" w:space="0" w:color="000000"/>
+              <w:bottom w:val="single" w:sz="4" w:space="0" w:color="000000"/>
+              <w:right w:val="single" w:sz="4" w:space="0" w:color="000000"/>
+            </w:tcBorders>
+            <w:tcMar>
+              <w:top w:w="0" w:type="dxa"/>
+              <w:left w:w="115" w:type="dxa"/>
+              <w:bottom w:w="0" w:type="dxa"/>
+              <w:right w:w="115" w:type="dxa"/>
+            </w:tcMar>
+          </w:tcPr>
+          <w:p>
+            <w:pPr>
+              <w:ind w:left="180" w:hanging="180"/>
+              <w:rPr>
+                <w:rFonts w:ascii="Times New Roman" w:eastAsia="Times New Roman" w:hAnsi="Times New Roman" w:cs="Times New Roman"/>
+                <w:kern w:val="0"/>
+                <w14:ligatures w14:val="none"/>
+              </w:rPr>
+            </w:pPr>
+          </w:p>
+        </w:tc>
+      </w:tr>
+      <w:tr>
+        <w:trPr>
+          <w:trHeight w:val="296"/>
+        </w:trPr>
+        <w:tc>
+          <w:tcPr>
+            <w:tcW w:w="0" w:type="auto"/>
+            <w:tcBorders>
+              <w:top w:val="single" w:sz="4" w:space="0" w:color="000000"/>
+              <w:left w:val="single" w:sz="4" w:space="0" w:color="000000"/>
+              <w:bottom w:val="single" w:sz="4" w:space="0" w:color="000000"/>
+              <w:right w:val="single" w:sz="4" w:space="0" w:color="000000"/>
+            </w:tcBorders>
+            <w:tcMar>
+              <w:top w:w="0" w:type="dxa"/>
+              <w:left w:w="115" w:type="dxa"/>
+              <w:bottom w:w="0" w:type="dxa"/>
+              <w:right w:w="115" w:type="dxa"/>
+            </w:tcMar>
+          </w:tcPr>
+          <w:p>
+            <w:pPr>
+              <w:ind w:left="180" w:hanging="180"/>
+              <w:outlineLvl w:val="0"/>
+              <w:rPr>
+                <w:rFonts w:ascii="Times New Roman" w:eastAsia="Times New Roman" w:hAnsi="Times New Roman" w:cs="Times New Roman"/>
+                <w:color w:val="000000"/>
+                <w:kern w:val="36"/>
+                <w:sz w:val="20"/>
+                <w:szCs w:val="20"/>
+                <w14:ligatures w14:val="none"/>
+              </w:rPr>
+            </w:pPr>
+            <w:r>
+              <w:rPr>
+                <w:rFonts w:ascii="Times New Roman" w:eastAsia="Times New Roman" w:hAnsi="Times New Roman" w:cs="Times New Roman"/>
+                <w:color w:val="000000"/>
+                <w:kern w:val="36"/>
+                <w:sz w:val="20"/>
+                <w:szCs w:val="20"/>
+                <w14:ligatures w14:val="none"/>
+              </w:rPr>
+              <w:t>Re</w:t>
+            </w:r>
+            <w:r>
+              <w:rPr>
+                <w:rFonts w:ascii="Times New Roman" w:eastAsia="Times New Roman" w:hAnsi="Times New Roman" w:cs="Times New Roman"/>
+                <w:color w:val="000000"/>
+                <w:kern w:val="36"/>
+                <w:sz w:val="20"/>
+                <w:szCs w:val="20"/>
+                <w14:ligatures w14:val="none"/>
+              </w:rPr>
+              <w:t>flection on the decision making</w:t>
+            </w:r>
+          </w:p>
+        </w:tc>
+        <w:tc>
+          <w:tcPr>
+            <w:tcW w:w="0" w:type="auto"/>
+            <w:tcBorders>
+              <w:top w:val="single" w:sz="4" w:space="0" w:color="000000"/>
+              <w:left w:val="single" w:sz="4" w:space="0" w:color="000000"/>
+              <w:bottom w:val="single" w:sz="4" w:space="0" w:color="000000"/>
+              <w:right w:val="single" w:sz="4" w:space="0" w:color="000000"/>
+            </w:tcBorders>
+            <w:tcMar>
+              <w:top w:w="0" w:type="dxa"/>
+              <w:left w:w="115" w:type="dxa"/>
+              <w:bottom w:w="0" w:type="dxa"/>
+              <w:right w:w="115" w:type="dxa"/>
+            </w:tcMar>
+            <w:vAlign w:val="center"/>
+          </w:tcPr>
+          <w:p>
+            <w:pPr>
+              <w:spacing w:line="480" w:lineRule="auto"/>
+              <w:ind w:left="180" w:hanging="180"/>
+              <w:jc w:val="center"/>
+              <w:rPr>
+                <w:rFonts w:ascii="Times New Roman" w:eastAsia="Times New Roman" w:hAnsi="Times New Roman" w:cs="Times New Roman"/>
+                <w:b/>
+                <w:bCs/>
+                <w:color w:val="000000"/>
+                <w:kern w:val="0"/>
+                <w:sz w:val="20"/>
+                <w:szCs w:val="20"/>
+                <w14:ligatures w14:val="none"/>
+              </w:rPr>
+            </w:pPr>
+            <w:r>
+              <w:rPr>
+                <w:rFonts w:ascii="Times New Roman" w:eastAsia="Times New Roman" w:hAnsi="Times New Roman" w:cs="Times New Roman"/>
+                <w:b/>
+                <w:bCs/>
+                <w:color w:val="000000"/>
+                <w:kern w:val="0"/>
+                <w:sz w:val="20"/>
+                <w:szCs w:val="20"/>
+                <w14:ligatures w14:val="none"/>
+              </w:rPr>
+              <w:t>5</w:t>
+            </w:r>
+          </w:p>
+        </w:tc>
+        <w:tc>
+          <w:tcPr>
+            <w:tcW w:w="0" w:type="auto"/>
+            <w:tcBorders>
+              <w:top w:val="single" w:sz="4" w:space="0" w:color="000000"/>
+              <w:left w:val="single" w:sz="4" w:space="0" w:color="000000"/>
+              <w:bottom w:val="single" w:sz="4" w:space="0" w:color="000000"/>
+              <w:right w:val="single" w:sz="4" w:space="0" w:color="000000"/>
+            </w:tcBorders>
+            <w:tcMar>
+              <w:top w:w="0" w:type="dxa"/>
+              <w:left w:w="115" w:type="dxa"/>
+              <w:bottom w:w="0" w:type="dxa"/>
+              <w:right w:w="115" w:type="dxa"/>
+            </w:tcMar>
+          </w:tcPr>
+          <w:p>
+            <w:pPr>
+              <w:ind w:left="180" w:hanging="180"/>
+              <w:rPr>
+                <w:rFonts w:ascii="Times New Roman" w:eastAsia="Times New Roman" w:hAnsi="Times New Roman" w:cs="Times New Roman"/>
+                <w:kern w:val="0"/>
+                <w14:ligatures w14:val="none"/>
+              </w:rPr>
+            </w:pPr>
+          </w:p>
+        </w:tc>
+        <w:tc>
+          <w:tcPr>
+            <w:tcW w:w="0" w:type="auto"/>
+            <w:tcBorders>
+              <w:top w:val="single" w:sz="4" w:space="0" w:color="000000"/>
+              <w:left w:val="single" w:sz="4" w:space="0" w:color="000000"/>
+              <w:bottom w:val="single" w:sz="4" w:space="0" w:color="000000"/>
+              <w:right w:val="single" w:sz="4" w:space="0" w:color="000000"/>
+            </w:tcBorders>
+            <w:tcMar>
+              <w:top w:w="0" w:type="dxa"/>
+              <w:left w:w="115" w:type="dxa"/>
+              <w:bottom w:w="0" w:type="dxa"/>
+              <w:right w:w="115" w:type="dxa"/>
+            </w:tcMar>
           </w:tcPr>
           <w:p>
             <w:pPr>
@@ -3856,7 +4203,7 @@
                 <w:szCs w:val="20"/>
                 <w14:ligatures w14:val="none"/>
               </w:rPr>
-              <w:t>90</w:t>
+              <w:t>100</w:t>
             </w:r>
           </w:p>
         </w:tc>
